--- a/public/investor-pack/Global-Office-Investment-Memorandum.docx
+++ b/public/investor-pack/Global-Office-Investment-Memorandum.docx
@@ -1235,6 +1235,56 @@
         <w:t>Data room access on request</w:t>
       </w:r>
     </w:p>
+    <w:p>
+      <w:pPr>
+        <w:jc w:val="center"/>
+      </w:pPr>
+      <w:r>
+        <w:drawing>
+          <wp:inline xmlns:a="http://schemas.openxmlformats.org/drawingml/2006/main" xmlns:pic="http://schemas.openxmlformats.org/drawingml/2006/picture">
+            <wp:extent cx="5669280" cy="3185088"/>
+            <wp:docPr id="1" name="Picture 1"/>
+            <wp:cNvGraphicFramePr>
+              <a:graphicFrameLocks noChangeAspect="1"/>
+            </wp:cNvGraphicFramePr>
+            <a:graphic>
+              <a:graphicData uri="http://schemas.openxmlformats.org/drawingml/2006/picture">
+                <pic:pic>
+                  <pic:nvPicPr>
+                    <pic:cNvPr id="0" name="executive.png"/>
+                    <pic:cNvPicPr/>
+                  </pic:nvPicPr>
+                  <pic:blipFill>
+                    <a:blip r:embed="rId9"/>
+                    <a:stretch>
+                      <a:fillRect/>
+                    </a:stretch>
+                  </pic:blipFill>
+                  <pic:spPr>
+                    <a:xfrm>
+                      <a:off x="0" y="0"/>
+                      <a:ext cx="5669280" cy="3185088"/>
+                    </a:xfrm>
+                    <a:prstGeom prst="rect"/>
+                  </pic:spPr>
+                </pic:pic>
+              </a:graphicData>
+            </a:graphic>
+          </wp:inline>
+        </w:drawing>
+      </w:r>
+    </w:p>
+    <w:p>
+      <w:pPr>
+        <w:jc w:val="center"/>
+      </w:pPr>
+      <w:r>
+        <w:rPr>
+          <w:i/>
+        </w:rPr>
+        <w:t>Global Office — AI Executive Control Center (live product)</w:t>
+      </w:r>
+    </w:p>
     <w:sectPr>
       <w:pgSz w:w="12240" w:h="15840"/>
       <w:pgMar w:top="1440" w:right="1584" w:bottom="1440" w:left="1584" w:header="720" w:footer="720" w:gutter="0"/>

--- a/public/investor-pack/Global-Office-Investment-Memorandum.docx
+++ b/public/investor-pack/Global-Office-Investment-Memorandum.docx
@@ -753,7 +753,7 @@
           <w:i w:val="0"/>
           <w:sz w:val="22"/>
         </w:rPr>
-        <w:t>Wisdom Jonathans — Founder &amp; CEO, Global Office (product of Soteria AI Technologies Limited). Domain depth in operations, AI systems, and multi-tenant architecture. Full bio and hiring plan in the Strategic Business Plan.</w:t>
+        <w:t>Wisdom Jonathans — Founder &amp; CEO, Global Office (product of Soteria AI Technologies Inc.). Domain depth in operations, AI systems, and multi-tenant architecture. Full bio and hiring plan in the Strategic Business Plan.</w:t>
       </w:r>
     </w:p>
     <w:p>

--- a/public/investor-pack/Global-Office-Investment-Memorandum.docx
+++ b/public/investor-pack/Global-Office-Investment-Memorandum.docx
@@ -753,7 +753,7 @@
           <w:i w:val="0"/>
           <w:sz w:val="22"/>
         </w:rPr>
-        <w:t>Wisdom Jonathans — Founder &amp; CEO, Global Office (product of Soteria AI Technologies Inc.). Domain depth in operations, AI systems, and multi-tenant architecture. Full bio and hiring plan in the Strategic Business Plan.</w:t>
+        <w:t>Wisdom Jonathans — Founder &amp; CEO, Global Office (product of Soteria AI Technologies Inc. (a Delaware C-Corporation)). Domain depth in operations, AI systems, and multi-tenant architecture. Full bio and hiring plan in the Strategic Business Plan.</w:t>
       </w:r>
     </w:p>
     <w:p>

--- a/public/investor-pack/Global-Office-Investment-Memorandum.docx
+++ b/public/investor-pack/Global-Office-Investment-Memorandum.docx
@@ -122,7 +122,7 @@
           <w:i w:val="0"/>
           <w:sz w:val="22"/>
         </w:rPr>
-        <w:t>Global Office is raising $1.5M pre-seed to execute the Year 1 plan: deliver first ~120 paying organizations across developed markets, validate unit economics at $220 ARPU with ~72% gross margin, and reach a seed-ready commercial milestone within 12–18 months.</w:t>
+        <w:t>Global Office is raising $1.5M pre-seed to execute the Year 1 plan: deliver first ~120 paying organizations across developed markets, validate unit economics at $220 ARPU with ~84% gross margin, and reach a seed-ready commercial milestone within 6–9 months.</w:t>
       </w:r>
     </w:p>
     <w:p>
@@ -483,7 +483,7 @@
           </w:tcPr>
           <w:p>
             <w:r>
-              <w:t>72%</w:t>
+              <w:t>82%</w:t>
             </w:r>
           </w:p>
         </w:tc>
@@ -493,7 +493,7 @@
           </w:tcPr>
           <w:p>
             <w:r>
-              <w:t>76%</w:t>
+              <w:t>85%</w:t>
             </w:r>
           </w:p>
         </w:tc>
@@ -503,7 +503,7 @@
           </w:tcPr>
           <w:p>
             <w:r>
-              <w:t>80%</w:t>
+              <w:t>88%</w:t>
             </w:r>
           </w:p>
         </w:tc>
@@ -591,7 +591,7 @@
           <w:rFonts w:ascii="Georgia" w:hAnsi="Georgia"/>
           <w:sz w:val="22"/>
         </w:rPr>
-        <w:t>Net revenue retention: ~115%</w:t>
+        <w:t>Net revenue retention: ~120%</w:t>
       </w:r>
     </w:p>
     <w:p>
@@ -1034,7 +1034,7 @@
           <w:rFonts w:ascii="Georgia" w:hAnsi="Georgia"/>
           <w:sz w:val="22"/>
         </w:rPr>
-        <w:t>Gross margin ≥70%, CAC payback &lt;12 months, NRR ≥100%.</w:t>
+        <w:t>Gross margin ≥84%, CAC payback &lt;9 months, NRR ≥115%.</w:t>
       </w:r>
     </w:p>
     <w:p>
